--- a/HW05_A2_17921170263940640.docx
+++ b/HW05_A2_17921170263940640.docx
@@ -3136,6 +3136,7 @@
                 <w:szCs w:val="21"/>
               </w:rPr>
             </w:pPr>
+            <w:commentRangeStart w:id="0"/>
             <w:r>
               <w:rPr>
                 <w:rFonts w:hint="default" w:ascii="Consolas" w:hAnsi="Consolas" w:eastAsia="Consolas" w:cs="Consolas"/>
@@ -3191,6 +3192,13 @@
                 <w:lang w:val="en-US" w:eastAsia="zh-CN" w:bidi="ar"/>
               </w:rPr>
               <w:t>:</w:t>
+            </w:r>
+            <w:commentRangeEnd w:id="0"/>
+            <w:r>
+              <w:rPr>
+                <w:rStyle w:val="CommentReference"/>
+              </w:rPr>
+              <w:commentReference w:id="0"/>
             </w:r>
           </w:p>
           <w:p>
@@ -7255,12 +7263,20 @@
                 <w:lang w:val="en-US" w:eastAsia="zh-CN"/>
               </w:rPr>
             </w:pPr>
+            <w:commentRangeStart w:id="1"/>
             <w:r>
               <w:rPr>
                 <w:rFonts w:hint="eastAsia" w:eastAsia="宋体"/>
                 <w:lang w:val="en-US" w:eastAsia="zh-CN"/>
               </w:rPr>
               <w:t>Because a binary search tree naturally satisfyinig the condition that smaller value goes to the left branch each time when an element is inserted, so the smallest value automatically goes to the most left branch.</w:t>
+            </w:r>
+            <w:commentRangeEnd w:id="1"/>
+            <w:r>
+              <w:rPr>
+                <w:rStyle w:val="CommentReference"/>
+              </w:rPr>
+              <w:commentReference w:id="1"/>
             </w:r>
           </w:p>
           <w:p>
@@ -7341,12 +7357,20 @@
                 <w:lang w:val="en-US"/>
               </w:rPr>
             </w:pPr>
+            <w:commentRangeStart w:id="2"/>
             <w:r>
               <w:rPr>
                 <w:rFonts w:hint="eastAsia" w:eastAsia="宋体"/>
                 <w:lang w:val="en-US" w:eastAsia="zh-CN"/>
               </w:rPr>
               <w:t>The function can check whether the rootPointer is nullPointer, if so then the tree is empty and otherwise the tree is not empty. The function should return a junk value in this case, for example 2147483647. If the case were not handled, the function would have nothing to return and therefore may assign nothing to one variable.</w:t>
+            </w:r>
+            <w:commentRangeEnd w:id="2"/>
+            <w:r>
+              <w:rPr>
+                <w:rStyle w:val="CommentReference"/>
+              </w:rPr>
+              <w:commentReference w:id="2"/>
             </w:r>
           </w:p>
           <w:p>
@@ -7507,12 +7531,20 @@
                 <w:lang w:val="en-US" w:eastAsia="zh-CN"/>
               </w:rPr>
             </w:pPr>
+            <w:commentRangeStart w:id="3"/>
             <w:r>
               <w:rPr>
                 <w:rFonts w:hint="eastAsia" w:eastAsia="宋体"/>
                 <w:lang w:val="en-US" w:eastAsia="zh-CN"/>
               </w:rPr>
               <w:t>A text file can be directly read and understood by human beings, while a binary file can only be processed by programs.</w:t>
+            </w:r>
+            <w:commentRangeEnd w:id="3"/>
+            <w:r>
+              <w:rPr>
+                <w:rStyle w:val="CommentReference"/>
+              </w:rPr>
+              <w:commentReference w:id="3"/>
             </w:r>
           </w:p>
           <w:p>
@@ -7607,6 +7639,75 @@
     </w:sectPr>
   </w:body>
 </w:document>
+</file>
+
+<file path=word/comments.xml><?xml version="1.0" encoding="utf-8"?>
+<w:comments xmlns:a="http://schemas.openxmlformats.org/drawingml/2006/main" xmlns:pic="http://schemas.openxmlformats.org/drawingml/2006/picture" xmlns:r="http://schemas.openxmlformats.org/officeDocument/2006/relationships" xmlns:w="http://schemas.openxmlformats.org/wordprocessingml/2006/main" xmlns:wp="http://schemas.openxmlformats.org/drawingml/2006/wordprocessingDrawing" xmlns:mc="http://schemas.openxmlformats.org/markup-compatibility/2006" xmlns:a14="http://schemas.microsoft.com/office/drawing/2010/main" xmlns:w14="http://schemas.microsoft.com/office/word/2010/wordml" xmlns:wpc="http://schemas.microsoft.com/office/word/2010/wordprocessingCanvas">
+  <w:comment w:id="0" w:author="Teacher" w:initials="T" w:date="2026-10-23T00:54:05Z">
+    <w:p>
+      <w:pPr>
+        <w:pStyle w:val="CommentText"/>
+      </w:pPr>
+      <w:r>
+        <w:rPr>
+          <w:rStyle w:val="CommentReference"/>
+        </w:rPr>
+        <w:annotationRef/>
+      </w:r>
+      <w:r>
+        <w:t>10/12 - SetRate() stores any value; the validation 1.0 &lt;= newRate &lt;= 20.0 is missing. This is the same point as SetHours() in HW04 - make it a habit to check every setter against the range given in the class table. (-2)</w:t>
+      </w:r>
+    </w:p>
+  </w:comment>
+  <w:comment w:id="1" w:author="Teacher" w:initials="T" w:date="2026-10-23T00:54:05Z">
+    <w:p>
+      <w:pPr>
+        <w:pStyle w:val="CommentText"/>
+      </w:pPr>
+      <w:r>
+        <w:rPr>
+          <w:rStyle w:val="CommentReference"/>
+        </w:rPr>
+        <w:annotationRef/>
+      </w:r>
+      <w:r>
+        <w:t>Full marks. - Correct. For a complete answer also add that every right subtree contains only larger values, so the right branches can be ignored and only one path from the root has to be examined - that is why not every node is compared.</w:t>
+      </w:r>
+    </w:p>
+  </w:comment>
+  <w:comment w:id="2" w:author="Teacher" w:initials="T" w:date="2026-10-23T00:54:05Z">
+    <w:p>
+      <w:pPr>
+        <w:pStyle w:val="CommentText"/>
+      </w:pPr>
+      <w:r>
+        <w:rPr>
+          <w:rStyle w:val="CommentReference"/>
+        </w:rPr>
+        <w:annotationRef/>
+      </w:r>
+      <w:r>
+        <w:t>4/6 - Detection and the return value are correct. The third part is missing: if the case is not handled, itemPointer becomes -1 and myTree[-1] is read; in Python -1 wraps round to the last array element, so the function works with the wrong node instead of reporting that the tree is empty. (-2)</w:t>
+      </w:r>
+    </w:p>
+  </w:comment>
+  <w:comment w:id="3" w:author="Teacher" w:initials="T" w:date="2026-10-23T00:54:05Z">
+    <w:p>
+      <w:pPr>
+        <w:pStyle w:val="CommentText"/>
+      </w:pPr>
+      <w:r>
+        <w:rPr>
+          <w:rStyle w:val="CommentReference"/>
+        </w:rPr>
+        <w:annotationRef/>
+      </w:r>
+      <w:r>
+        <w:t>2/3 - Readability and the binary format are given, but not the key difference for processing: a text file is processed as characters and a binary file as bytes. (-1)</w:t>
+      </w:r>
+    </w:p>
+  </w:comment>
+</w:comments>
 </file>
 
 <file path=word/endnotes.xml><?xml version="1.0" encoding="utf-8"?>
